--- a/Source Data/READ ME - Source Data.docx
+++ b/Source Data/READ ME - Source Data.docx
@@ -149,6 +149,9 @@
             <w:pPr>
               <w:jc w:val="right"/>
             </w:pPr>
+            <w:r>
+              <w:t>CTD_Raw.csv</w:t>
+            </w:r>
           </w:p>
         </w:tc>
         <w:tc>
@@ -160,6 +163,14 @@
             <w:pPr>
               <w:jc w:val="center"/>
             </w:pPr>
+            <w:r>
+              <w:t xml:space="preserve">Update </w:t>
+            </w:r>
+            <w:proofErr w:type="spellStart"/>
+            <w:r>
+              <w:t>Data.R</w:t>
+            </w:r>
+            <w:proofErr w:type="spellEnd"/>
           </w:p>
         </w:tc>
         <w:tc>
@@ -171,6 +182,14 @@
             <w:pPr>
               <w:jc w:val="center"/>
             </w:pPr>
+            <w:r>
+              <w:t xml:space="preserve">-Update </w:t>
+            </w:r>
+            <w:proofErr w:type="spellStart"/>
+            <w:r>
+              <w:t>Data.R</w:t>
+            </w:r>
+            <w:proofErr w:type="spellEnd"/>
           </w:p>
         </w:tc>
         <w:tc>
@@ -180,7 +199,23 @@
           </w:tcPr>
           <w:p>
             <w:pPr>
-              <w:pStyle w:val="ListParagraph"/>
+              <w:jc w:val="center"/>
+            </w:pPr>
+            <w:r>
+              <w:t xml:space="preserve">All </w:t>
+            </w:r>
+            <w:r>
+              <w:t xml:space="preserve">CTD </w:t>
+            </w:r>
+            <w:r>
+              <w:t>dat</w:t>
+            </w:r>
+            <w:r>
+              <w:t>a.</w:t>
+            </w:r>
+          </w:p>
+          <w:p>
+            <w:pPr>
               <w:jc w:val="center"/>
             </w:pPr>
           </w:p>
@@ -195,6 +230,12 @@
             <w:pPr>
               <w:jc w:val="right"/>
             </w:pPr>
+            <w:r>
+              <w:t xml:space="preserve"> </w:t>
+            </w:r>
+            <w:r>
+              <w:t>planktonsamplingData.csv</w:t>
+            </w:r>
           </w:p>
         </w:tc>
         <w:tc>
@@ -205,6 +246,14 @@
             <w:pPr>
               <w:jc w:val="center"/>
             </w:pPr>
+            <w:r>
+              <w:t xml:space="preserve">Update </w:t>
+            </w:r>
+            <w:proofErr w:type="spellStart"/>
+            <w:r>
+              <w:t>Data.R</w:t>
+            </w:r>
+            <w:proofErr w:type="spellEnd"/>
           </w:p>
         </w:tc>
         <w:tc>
@@ -215,6 +264,14 @@
             <w:pPr>
               <w:jc w:val="center"/>
             </w:pPr>
+            <w:r>
+              <w:t xml:space="preserve">-Update </w:t>
+            </w:r>
+            <w:proofErr w:type="spellStart"/>
+            <w:r>
+              <w:t>Data.R</w:t>
+            </w:r>
+            <w:proofErr w:type="spellEnd"/>
           </w:p>
         </w:tc>
         <w:tc>
@@ -225,6 +282,9 @@
             <w:pPr>
               <w:jc w:val="center"/>
             </w:pPr>
+            <w:r>
+              <w:t>Same as Survey Data in Main Data?</w:t>
+            </w:r>
           </w:p>
         </w:tc>
       </w:tr>
@@ -241,6 +301,9 @@
             <w:pPr>
               <w:jc w:val="right"/>
             </w:pPr>
+            <w:r>
+              <w:t>Full Larval.csv</w:t>
+            </w:r>
           </w:p>
         </w:tc>
         <w:tc>
@@ -274,6 +337,17 @@
             <w:pPr>
               <w:jc w:val="center"/>
             </w:pPr>
+            <w:r>
+              <w:t>All larval info – goes up to 2021.</w:t>
+            </w:r>
+          </w:p>
+          <w:p>
+            <w:pPr>
+              <w:jc w:val="center"/>
+            </w:pPr>
+            <w:r>
+              <w:t>Darren didn’t get to 2022 larvae before he left, Tracey was never trained. This accounts for the last larval data being in 2021.</w:t>
+            </w:r>
           </w:p>
         </w:tc>
       </w:tr>
@@ -286,6 +360,9 @@
             <w:pPr>
               <w:jc w:val="right"/>
             </w:pPr>
+            <w:r>
+              <w:t>herringLarvalSurvey2009Data.csv</w:t>
+            </w:r>
           </w:p>
         </w:tc>
         <w:tc>
@@ -312,6 +389,9 @@
             <w:pPr>
               <w:jc w:val="center"/>
             </w:pPr>
+            <w:r>
+              <w:t>Not sure what this is. Check with Jenna.</w:t>
+            </w:r>
           </w:p>
         </w:tc>
       </w:tr>
@@ -325,6 +405,9 @@
             <w:pPr>
               <w:jc w:val="right"/>
             </w:pPr>
+            <w:r>
+              <w:t>herringLarvalSurveyClimateData.csv</w:t>
+            </w:r>
           </w:p>
         </w:tc>
         <w:tc>
@@ -358,6 +441,9 @@
             <w:pPr>
               <w:jc w:val="center"/>
             </w:pPr>
+            <w:r>
+              <w:t>Not sure what this is. Check with Jenna.</w:t>
+            </w:r>
           </w:p>
         </w:tc>
       </w:tr>
@@ -370,6 +456,9 @@
             <w:pPr>
               <w:jc w:val="right"/>
             </w:pPr>
+            <w:r>
+              <w:t>TaggingEvents.csv</w:t>
+            </w:r>
           </w:p>
         </w:tc>
         <w:tc>
@@ -390,6 +479,14 @@
             <w:pPr>
               <w:jc w:val="center"/>
             </w:pPr>
+            <w:r>
+              <w:t xml:space="preserve">Total </w:t>
+            </w:r>
+            <w:proofErr w:type="spellStart"/>
+            <w:r>
+              <w:t>Data.Rmd</w:t>
+            </w:r>
+            <w:proofErr w:type="spellEnd"/>
           </w:p>
         </w:tc>
         <w:tc>
@@ -400,6 +497,9 @@
             <w:pPr>
               <w:jc w:val="center"/>
             </w:pPr>
+            <w:r>
+              <w:t>Copy in Main Data. Which is the main one?</w:t>
+            </w:r>
           </w:p>
         </w:tc>
       </w:tr>
@@ -413,6 +513,9 @@
             <w:pPr>
               <w:jc w:val="right"/>
             </w:pPr>
+            <w:r>
+              <w:t>Biomass.csv</w:t>
+            </w:r>
           </w:p>
         </w:tc>
         <w:tc>
@@ -438,6 +541,20 @@
             <w:pPr>
               <w:jc w:val="center"/>
             </w:pPr>
+            <w:r>
+              <w:t>Hasn’t been updated since 2022</w:t>
+            </w:r>
+            <w:r>
+              <w:t>.</w:t>
+            </w:r>
+          </w:p>
+          <w:p>
+            <w:pPr>
+              <w:jc w:val="center"/>
+            </w:pPr>
+            <w:r>
+              <w:t>Move to ‘old/unused’ folder?</w:t>
+            </w:r>
           </w:p>
         </w:tc>
       </w:tr>
